--- a/metaanalysis/paper_v2/declaration_of_interest.docx
+++ b/metaanalysis/paper_v2/declaration_of_interest.docx
@@ -119,7 +119,7 @@
           <w:b w:val="0"/>
           <w:sz w:val="22"/>
         </w:rPr>
-        <w:t>One of the author's prior primary studies (Tokiwa, 2025; manuscript in preparation) is potentially eligible for inclusion in the present systematic review and meta-analysis. To address this transparently and a priori, a sensitivity analysis excluding the author's own study was pre-specified in the publicly time-stamped protocol (OSF Registries, https://doi.org/10.17605/OSF.IO/E5W47, registered 23 April 2026, prior to formal data extraction). The sensitivity analysis result, reported in the Results section and in Table 4 of the manuscript, leaves the primary trait-level conclusions unchanged: |Δr| &lt; .001 for every Big Five trait, because Tokiwa (2025) reported test-completion outcomes without extractable trait-by-achievement zero-order Pearson correlations and therefore did not contribute effect sizes to the primary quantitative pool. The study is, however, retained in the qualitative-synthesis set (k = 25) and described narratively in the corresponding subsection.</w:t>
+        <w:t>One of the author's prior primary studies — Tokiwa, E. (2025), "Who excels in online learning in Japan?", Frontiers in Psychology, 16, Article 1420996 (https://doi.org/10.3389/fpsyg.2025.1420996; CC BY, open access) — is potentially eligible for inclusion in the present systematic review and meta-analysis. To address this transparently and a priori, a sensitivity analysis excluding the author's own study was pre-specified in the publicly time-stamped protocol (OSF Registries, https://doi.org/10.17605/OSF.IO/E5W47, registered 23 April 2026, prior to formal data extraction). The sensitivity analysis result, reported in the Results section and in Table 4 of the manuscript, leaves the primary trait-level conclusions unchanged: |Δr| &lt; .001 for every Big Five trait, because Tokiwa (2025) reported test-completion outcomes without extractable trait-by-achievement zero-order Pearson correlations and therefore did not contribute effect sizes to the primary quantitative pool. The study is, however, retained in the qualitative-synthesis set (k = 25) and described narratively in the corresponding subsection.</w:t>
       </w:r>
     </w:p>
     <w:p>
@@ -288,7 +288,7 @@
           <w:b w:val="0"/>
           <w:sz w:val="22"/>
         </w:rPr>
-        <w:t>Date: May 03, 2026</w:t>
+        <w:t>Date: May 10, 2026</w:t>
       </w:r>
     </w:p>
     <w:sectPr>

--- a/metaanalysis/paper_v2/declaration_of_interest.docx
+++ b/metaanalysis/paper_v2/declaration_of_interest.docx
@@ -288,7 +288,7 @@
           <w:b w:val="0"/>
           <w:sz w:val="22"/>
         </w:rPr>
-        <w:t>Date: May 10, 2026</w:t>
+        <w:t>Date: May 21, 2026</w:t>
       </w:r>
     </w:p>
     <w:sectPr>

--- a/metaanalysis/paper_v2/declaration_of_interest.docx
+++ b/metaanalysis/paper_v2/declaration_of_interest.docx
@@ -288,7 +288,7 @@
           <w:b w:val="0"/>
           <w:sz w:val="22"/>
         </w:rPr>
-        <w:t>Date: May 21, 2026</w:t>
+        <w:t>Date: June 08, 2026</w:t>
       </w:r>
     </w:p>
     <w:sectPr>
